--- a/Causal_Inference_Course/Week02_Potential_Outcomes/Week02_Potential_Outcomes_Self_Study_Packet.docx
+++ b/Causal_Inference_Course/Week02_Potential_Outcomes/Week02_Potential_Outcomes_Self_Study_Packet.docx
@@ -1180,7 +1180,7 @@
           <w:color w:val="222732"/>
           <w:sz w:val="22"/>
         </w:rPr>
-        <w:t>They coincide only under constant or randomly-distributed effects. State which one you mean before estimating, because the two numbers can differ in size and even in sign.</w:t>
+        <w:t>They coincide only when the individual effect is constant, or more generally when treatment is unrelated to it (no selection on the effect). State which one you mean before estimating, because the two numbers can differ in size and even in sign.</w:t>
       </w:r>
     </w:p>
     <w:p>
